--- a/technijian/Employees/India/HR/restructuring-2026/letters/03-Aditya-Saraf-Termination.docx
+++ b/technijian/Employees/India/HR/restructuring-2026/letters/03-Aditya-Saraf-Termination.docx
@@ -1429,21 +1429,98 @@
     </w:p>
     <w:p>
       <w:pPr>
-        <w:spacing w:after="120" w:before="120"/>
-        <w:jc w:val="left"/>
-      </w:pPr>
-      <w:r>
-        <w:rPr>
-          <w:rFonts w:ascii="Calibri" w:cs="Calibri" w:eastAsia="Calibri" w:hAnsi="Calibri"/>
-          <w:b w:val="false"/>
-          <w:bCs w:val="false"/>
-          <w:i w:val="false"/>
-          <w:iCs w:val="false"/>
-          <w:color w:val="59595B"/>
-          <w:sz w:val="22"/>
-          <w:szCs w:val="22"/>
-        </w:rPr>
-        <w:t xml:space="preserve">Employee Signature: ___________________________    Date: _______________</w:t>
+        <w:spacing w:after="220" w:before="200"/>
+        <w:jc w:val="left"/>
+      </w:pPr>
+      <w:r>
+        <w:rPr>
+          <w:rFonts w:ascii="Calibri" w:cs="Calibri" w:eastAsia="Calibri" w:hAnsi="Calibri"/>
+          <w:b w:val="false"/>
+          <w:bCs w:val="false"/>
+          <w:i w:val="false"/>
+          <w:iCs w:val="false"/>
+          <w:color w:val="59595B"/>
+          <w:sz w:val="22"/>
+          <w:szCs w:val="22"/>
+        </w:rPr>
+        <w:t xml:space="preserve">Employee Signature:  </w:t>
+      </w:r>
+      <w:r>
+        <w:rPr>
+          <w:rFonts w:ascii="Calibri" w:cs="Calibri" w:eastAsia="Calibri" w:hAnsi="Calibri"/>
+          <w:b w:val="false"/>
+          <w:bCs w:val="false"/>
+          <w:i w:val="false"/>
+          <w:iCs w:val="false"/>
+          <w:color w:val="FFFFFF"/>
+          <w:sz w:val="20"/>
+          <w:szCs w:val="20"/>
+        </w:rPr>
+        <w:t xml:space="preserve">${signfield:1:y:Emp_Sig:____________________}</w:t>
+      </w:r>
+    </w:p>
+    <w:p>
+      <w:pPr>
+        <w:spacing w:after="220" w:before="0"/>
+        <w:jc w:val="left"/>
+      </w:pPr>
+      <w:r>
+        <w:rPr>
+          <w:rFonts w:ascii="Calibri" w:cs="Calibri" w:eastAsia="Calibri" w:hAnsi="Calibri"/>
+          <w:b w:val="false"/>
+          <w:bCs w:val="false"/>
+          <w:i w:val="false"/>
+          <w:iCs w:val="false"/>
+          <w:color w:val="59595B"/>
+          <w:sz w:val="22"/>
+          <w:szCs w:val="22"/>
+        </w:rPr>
+        <w:t xml:space="preserve">Date:  </w:t>
+      </w:r>
+      <w:r>
+        <w:rPr>
+          <w:rFonts w:ascii="Calibri" w:cs="Calibri" w:eastAsia="Calibri" w:hAnsi="Calibri"/>
+          <w:b w:val="false"/>
+          <w:bCs w:val="false"/>
+          <w:i w:val="false"/>
+          <w:iCs w:val="false"/>
+          <w:color w:val="FFFFFF"/>
+          <w:sz w:val="20"/>
+          <w:szCs w:val="20"/>
+        </w:rPr>
+        <w:t xml:space="preserve">${datefield:1:y:Date_Signed:80:18}</w:t>
+      </w:r>
+    </w:p>
+    <w:p>
+      <w:pPr>
+        <w:spacing w:after="160" w:before="0"/>
+        <w:jc w:val="left"/>
+      </w:pPr>
+      <w:r>
+        <w:rPr>
+          <w:rFonts w:ascii="Calibri" w:cs="Calibri" w:eastAsia="Calibri" w:hAnsi="Calibri"/>
+          <w:b w:val="false"/>
+          <w:bCs w:val="false"/>
+          <w:i w:val="false"/>
+          <w:iCs w:val="false"/>
+          <w:color w:val="59595B"/>
+          <w:sz w:val="22"/>
+          <w:szCs w:val="22"/>
+        </w:rPr>
+        <w:t xml:space="preserve">Print Name:  </w:t>
+      </w:r>
+      <w:r>
+        <w:rPr>
+          <w:rFonts w:ascii="Calibri" w:cs="Calibri" w:eastAsia="Calibri" w:hAnsi="Calibri"/>
+          <w:b/>
+          <w:bCs/>
+          <w:i w:val="false"/>
+          <w:iCs w:val="false"/>
+          <w:color w:val="1A1A2E"/>
+          <w:sz w:val="22"/>
+          <w:szCs w:val="22"/>
+        </w:rPr>
+        <w:t xml:space="preserve">Aditya Saraf</w:t>
       </w:r>
     </w:p>
     <w:p>
@@ -1462,7 +1539,20 @@
           <w:sz w:val="22"/>
           <w:szCs w:val="22"/>
         </w:rPr>
-        <w:t xml:space="preserve">Print Name: ___________________________    Employee No.: _______________</w:t>
+        <w:t xml:space="preserve">Employee No.:  </w:t>
+      </w:r>
+      <w:r>
+        <w:rPr>
+          <w:rFonts w:ascii="Calibri" w:cs="Calibri" w:eastAsia="Calibri" w:hAnsi="Calibri"/>
+          <w:b/>
+          <w:bCs/>
+          <w:i w:val="false"/>
+          <w:iCs w:val="false"/>
+          <w:color w:val="1A1A2E"/>
+          <w:sz w:val="22"/>
+          <w:szCs w:val="22"/>
+        </w:rPr>
+        <w:t xml:space="preserve">TIPL-CSE-2026-03</w:t>
       </w:r>
     </w:p>
     <w:sectPr>
